--- a/PRDs/SnapMock-General-UI-PRD.docx
+++ b/PRDs/SnapMock-General-UI-PRD.docx
@@ -80,7 +80,7 @@
           <w:sz w:val="24"/>
           <w:szCs w:val="24"/>
         </w:rPr>
-        <w:t xml:space="preserve">Version 1.3</w:t>
+        <w:t xml:space="preserve">Version 1.4</w:t>
       </w:r>
     </w:p>
     <w:p>
@@ -93,7 +93,7 @@
           <w:sz w:val="24"/>
           <w:szCs w:val="24"/>
         </w:rPr>
-        <w:t xml:space="preserve">February 2026</w:t>
+        <w:t xml:space="preserve">March 2026</w:t>
       </w:r>
     </w:p>
     <w:p>
@@ -19951,7 +19951,7 @@
         <w:spacing w:after="120"/>
       </w:pPr>
       <w:r>
-        <w:t xml:space="preserve">The Property Panel is a context-sensitive inspector that shows and allows editing of the properties of the currently selected item(s). When no items are selected, it shows canvas/project properties. When multiple items of different types are selected, it shows only the properties they share in common.</w:t>
+        <w:t xml:space="preserve">The Property Panel is a context-sensitive inspector that shows and allows editing of the properties of the currently selected item(s). When a creation tool is active but no item is selected, it shows the tool’s default properties. When the Select tool is active and nothing is selected, it shows canvas/project properties. When multiple items of different types are selected, it shows only the properties they share in common.</w:t>
       </w:r>
     </w:p>
     <w:p>
@@ -20412,6 +20412,38 @@
       </w:pPr>
       <w:r>
         <w:t xml:space="preserve">8.5 Sections (When No Item is Selected)</w:t>
+      </w:r>
+    </w:p>
+    <w:p>
+      <w:pPr>
+        <w:spacing w:after="120"/>
+      </w:pPr>
+      <w:r>
+        <w:rPr>
+          <w:b/>
+          <w:bCs/>
+        </w:rPr>
+        <w:t xml:space="preserve">When a creation tool is active (any tool other than Select/Move):</w:t>
+      </w:r>
+    </w:p>
+    <w:p>
+      <w:pPr>
+        <w:spacing w:after="120"/>
+      </w:pPr>
+      <w:r>
+        <w:t xml:space="preserve">The Property Panel displays the tool-specific property sections populated with the tool’s current default values. This allows the user to review and configure settings such as stroke color, fill, font, or other tool-specific properties before creating an item. Changes made in this state update the tool defaults, which are applied to the next item created with that tool. Individual tool PRDs may specify additional behavior, such as which control receives initial focus.</w:t>
+      </w:r>
+    </w:p>
+    <w:p>
+      <w:pPr>
+        <w:spacing w:after="120"/>
+      </w:pPr>
+      <w:r>
+        <w:rPr>
+          <w:b/>
+          <w:bCs/>
+        </w:rPr>
+        <w:t xml:space="preserve">When the Select tool is active (or no tool is active):</w:t>
       </w:r>
     </w:p>
     <w:p>
@@ -28176,6 +28208,31 @@
       </w:pPr>
       <w:r>
         <w:t xml:space="preserve">18. Changelog</w:t>
+      </w:r>
+    </w:p>
+    <w:p>
+      <w:pPr>
+        <w:spacing w:after="120"/>
+      </w:pPr>
+      <w:r>
+        <w:rPr>
+          <w:b/>
+          <w:bCs/>
+        </w:rPr>
+        <w:t xml:space="preserve">Version 1.4 (March 2026)</w:t>
+      </w:r>
+    </w:p>
+    <w:p>
+      <w:pPr>
+        <w:pStyle w:val="ListParagraph"/>
+        <w:numPr>
+          <w:ilvl w:val="0"/>
+          <w:numId w:val="11"/>
+        </w:numPr>
+        <w:spacing w:after="60"/>
+      </w:pPr>
+      <w:r>
+        <w:t xml:space="preserve">Updated Section 8.1 (Purpose) and Section 8.5 to define Property Panel behavior when a creation tool is active: displays the tool’s default properties instead of canvas properties, allowing users to configure settings before creating an item. Canvas properties are now shown only when the Select tool is active and nothing is selected.</w:t>
       </w:r>
     </w:p>
     <w:p>

--- a/PRDs/SnapMock-General-UI-PRD.docx
+++ b/PRDs/SnapMock-General-UI-PRD.docx
@@ -80,7 +80,7 @@
           <w:sz w:val="24"/>
           <w:szCs w:val="24"/>
         </w:rPr>
-        <w:t xml:space="preserve">Version 1.4</w:t>
+        <w:t xml:space="preserve">Version 1.5</w:t>
       </w:r>
     </w:p>
     <w:p>
@@ -13568,6 +13568,336 @@
           </w:p>
         </w:tc>
       </w:tr>
+      <w:tr>
+        <w:tc>
+          <w:tcPr>
+            <w:tcW w:type="dxa" w:w="2400"/>
+            <w:tcBorders>
+              <w:top w:val="single" w:color="CCCCCC" w:sz="1"/>
+              <w:left w:val="single" w:color="CCCCCC" w:sz="1"/>
+              <w:bottom w:val="single" w:color="CCCCCC" w:sz="1"/>
+              <w:right w:val="single" w:color="CCCCCC" w:sz="1"/>
+            </w:tcBorders>
+            <w:tcMar>
+              <w:top w:type="dxa" w:w="80"/>
+              <w:left w:type="dxa" w:w="120"/>
+              <w:bottom w:type="dxa" w:w="80"/>
+              <w:right w:type="dxa" w:w="120"/>
+            </w:tcMar>
+          </w:tcPr>
+          <w:p>
+            <w:r>
+              <w:rPr>
+                <w:rFonts w:ascii="Arial" w:cs="Arial" w:eastAsia="Arial" w:hAnsi="Arial"/>
+                <w:sz w:val="20"/>
+                <w:szCs w:val="20"/>
+              </w:rPr>
+              <w:t xml:space="preserve">---</w:t>
+            </w:r>
+          </w:p>
+        </w:tc>
+        <w:tc>
+          <w:tcPr>
+            <w:tcW w:type="dxa" w:w="1800"/>
+            <w:tcBorders>
+              <w:top w:val="single" w:color="CCCCCC" w:sz="1"/>
+              <w:left w:val="single" w:color="CCCCCC" w:sz="1"/>
+              <w:bottom w:val="single" w:color="CCCCCC" w:sz="1"/>
+              <w:right w:val="single" w:color="CCCCCC" w:sz="1"/>
+            </w:tcBorders>
+            <w:tcMar>
+              <w:top w:type="dxa" w:w="80"/>
+              <w:left w:type="dxa" w:w="120"/>
+              <w:bottom w:type="dxa" w:w="80"/>
+              <w:right w:type="dxa" w:w="120"/>
+            </w:tcMar>
+          </w:tcPr>
+          <w:p>
+            <w:r>
+              <w:rPr>
+                <w:rFonts w:ascii="Arial" w:cs="Arial" w:eastAsia="Arial" w:hAnsi="Arial"/>
+                <w:sz w:val="20"/>
+                <w:szCs w:val="20"/>
+              </w:rPr>
+              <w:t xml:space="preserve">---</w:t>
+            </w:r>
+          </w:p>
+        </w:tc>
+        <w:tc>
+          <w:tcPr>
+            <w:tcW w:type="dxa" w:w="3400"/>
+            <w:tcBorders>
+              <w:top w:val="single" w:color="CCCCCC" w:sz="1"/>
+              <w:left w:val="single" w:color="CCCCCC" w:sz="1"/>
+              <w:bottom w:val="single" w:color="CCCCCC" w:sz="1"/>
+              <w:right w:val="single" w:color="CCCCCC" w:sz="1"/>
+            </w:tcBorders>
+            <w:tcMar>
+              <w:top w:type="dxa" w:w="80"/>
+              <w:left w:type="dxa" w:w="120"/>
+              <w:bottom w:type="dxa" w:w="80"/>
+              <w:right w:type="dxa" w:w="120"/>
+            </w:tcMar>
+          </w:tcPr>
+          <w:p>
+            <w:r>
+              <w:rPr>
+                <w:rFonts w:ascii="Arial" w:cs="Arial" w:eastAsia="Arial" w:hAnsi="Arial"/>
+                <w:sz w:val="20"/>
+                <w:szCs w:val="20"/>
+              </w:rPr>
+              <w:t xml:space="preserve">Separator</w:t>
+            </w:r>
+          </w:p>
+        </w:tc>
+        <w:tc>
+          <w:tcPr>
+            <w:tcW w:type="dxa" w:w="1760"/>
+            <w:tcBorders>
+              <w:top w:val="single" w:color="CCCCCC" w:sz="1"/>
+              <w:left w:val="single" w:color="CCCCCC" w:sz="1"/>
+              <w:bottom w:val="single" w:color="CCCCCC" w:sz="1"/>
+              <w:right w:val="single" w:color="CCCCCC" w:sz="1"/>
+            </w:tcBorders>
+            <w:tcMar>
+              <w:top w:type="dxa" w:w="80"/>
+              <w:left w:type="dxa" w:w="120"/>
+              <w:bottom w:type="dxa" w:w="80"/>
+              <w:right w:type="dxa" w:w="120"/>
+            </w:tcMar>
+          </w:tcPr>
+          <w:p>
+            <w:r>
+              <w:rPr>
+                <w:rFonts w:ascii="Arial" w:cs="Arial" w:eastAsia="Arial" w:hAnsi="Arial"/>
+                <w:sz w:val="20"/>
+                <w:szCs w:val="20"/>
+              </w:rPr>
+              <w:t xml:space="preserve">---</w:t>
+            </w:r>
+          </w:p>
+        </w:tc>
+      </w:tr>
+      <w:tr>
+        <w:tc>
+          <w:tcPr>
+            <w:tcW w:type="dxa" w:w="2400"/>
+            <w:tcBorders>
+              <w:top w:val="single" w:color="CCCCCC" w:sz="1"/>
+              <w:left w:val="single" w:color="CCCCCC" w:sz="1"/>
+              <w:bottom w:val="single" w:color="CCCCCC" w:sz="1"/>
+              <w:right w:val="single" w:color="CCCCCC" w:sz="1"/>
+            </w:tcBorders>
+            <w:tcMar>
+              <w:top w:type="dxa" w:w="80"/>
+              <w:left w:type="dxa" w:w="120"/>
+              <w:bottom w:type="dxa" w:w="80"/>
+              <w:right w:type="dxa" w:w="120"/>
+            </w:tcMar>
+          </w:tcPr>
+          <w:p>
+            <w:r>
+              <w:rPr>
+                <w:rFonts w:ascii="Arial" w:cs="Arial" w:eastAsia="Arial" w:hAnsi="Arial"/>
+                <w:sz w:val="20"/>
+                <w:szCs w:val="20"/>
+              </w:rPr>
+              <w:t xml:space="preserve">Flip Horizontal</w:t>
+            </w:r>
+          </w:p>
+        </w:tc>
+        <w:tc>
+          <w:tcPr>
+            <w:tcW w:type="dxa" w:w="1800"/>
+            <w:tcBorders>
+              <w:top w:val="single" w:color="CCCCCC" w:sz="1"/>
+              <w:left w:val="single" w:color="CCCCCC" w:sz="1"/>
+              <w:bottom w:val="single" w:color="CCCCCC" w:sz="1"/>
+              <w:right w:val="single" w:color="CCCCCC" w:sz="1"/>
+            </w:tcBorders>
+            <w:tcMar>
+              <w:top w:type="dxa" w:w="80"/>
+              <w:left w:type="dxa" w:w="120"/>
+              <w:bottom w:type="dxa" w:w="80"/>
+              <w:right w:type="dxa" w:w="120"/>
+            </w:tcMar>
+          </w:tcPr>
+          <w:p>
+            <w:r>
+              <w:rPr>
+                <w:rFonts w:ascii="Arial" w:cs="Arial" w:eastAsia="Arial" w:hAnsi="Arial"/>
+                <w:sz w:val="20"/>
+                <w:szCs w:val="20"/>
+              </w:rPr>
+              <w:t xml:space="preserve"> </w:t>
+            </w:r>
+          </w:p>
+        </w:tc>
+        <w:tc>
+          <w:tcPr>
+            <w:tcW w:type="dxa" w:w="3400"/>
+            <w:tcBorders>
+              <w:top w:val="single" w:color="CCCCCC" w:sz="1"/>
+              <w:left w:val="single" w:color="CCCCCC" w:sz="1"/>
+              <w:bottom w:val="single" w:color="CCCCCC" w:sz="1"/>
+              <w:right w:val="single" w:color="CCCCCC" w:sz="1"/>
+            </w:tcBorders>
+            <w:tcMar>
+              <w:top w:type="dxa" w:w="80"/>
+              <w:left w:type="dxa" w:w="120"/>
+              <w:bottom w:type="dxa" w:w="80"/>
+              <w:right w:type="dxa" w:w="120"/>
+            </w:tcMar>
+          </w:tcPr>
+          <w:p>
+            <w:r>
+              <w:rPr>
+                <w:rFonts w:ascii="Arial" w:cs="Arial" w:eastAsia="Arial" w:hAnsi="Arial"/>
+                <w:sz w:val="20"/>
+                <w:szCs w:val="20"/>
+              </w:rPr>
+              <w:t xml:space="preserve">Toggle flip_horizontal on all selected items. Mirrors items horizontally around their individual bounding box centers.</w:t>
+            </w:r>
+          </w:p>
+        </w:tc>
+        <w:tc>
+          <w:tcPr>
+            <w:tcW w:type="dxa" w:w="1760"/>
+            <w:tcBorders>
+              <w:top w:val="single" w:color="CCCCCC" w:sz="1"/>
+              <w:left w:val="single" w:color="CCCCCC" w:sz="1"/>
+              <w:bottom w:val="single" w:color="CCCCCC" w:sz="1"/>
+              <w:right w:val="single" w:color="CCCCCC" w:sz="1"/>
+            </w:tcBorders>
+            <w:tcMar>
+              <w:top w:type="dxa" w:w="80"/>
+              <w:left w:type="dxa" w:w="120"/>
+              <w:bottom w:type="dxa" w:w="80"/>
+              <w:right w:type="dxa" w:w="120"/>
+            </w:tcMar>
+          </w:tcPr>
+          <w:p>
+            <w:r>
+              <w:rPr>
+                <w:rFonts w:ascii="Arial" w:cs="Arial" w:eastAsia="Arial" w:hAnsi="Arial"/>
+                <w:sz w:val="20"/>
+                <w:szCs w:val="20"/>
+              </w:rPr>
+              <w:t xml:space="preserve">Selection exists</w:t>
+            </w:r>
+          </w:p>
+        </w:tc>
+      </w:tr>
+      <w:tr>
+        <w:tc>
+          <w:tcPr>
+            <w:tcW w:type="dxa" w:w="2400"/>
+            <w:tcBorders>
+              <w:top w:val="single" w:color="CCCCCC" w:sz="1"/>
+              <w:left w:val="single" w:color="CCCCCC" w:sz="1"/>
+              <w:bottom w:val="single" w:color="CCCCCC" w:sz="1"/>
+              <w:right w:val="single" w:color="CCCCCC" w:sz="1"/>
+            </w:tcBorders>
+            <w:tcMar>
+              <w:top w:type="dxa" w:w="80"/>
+              <w:left w:type="dxa" w:w="120"/>
+              <w:bottom w:type="dxa" w:w="80"/>
+              <w:right w:type="dxa" w:w="120"/>
+            </w:tcMar>
+          </w:tcPr>
+          <w:p>
+            <w:r>
+              <w:rPr>
+                <w:rFonts w:ascii="Arial" w:cs="Arial" w:eastAsia="Arial" w:hAnsi="Arial"/>
+                <w:sz w:val="20"/>
+                <w:szCs w:val="20"/>
+              </w:rPr>
+              <w:t xml:space="preserve">Flip Vertical</w:t>
+            </w:r>
+          </w:p>
+        </w:tc>
+        <w:tc>
+          <w:tcPr>
+            <w:tcW w:type="dxa" w:w="1800"/>
+            <w:tcBorders>
+              <w:top w:val="single" w:color="CCCCCC" w:sz="1"/>
+              <w:left w:val="single" w:color="CCCCCC" w:sz="1"/>
+              <w:bottom w:val="single" w:color="CCCCCC" w:sz="1"/>
+              <w:right w:val="single" w:color="CCCCCC" w:sz="1"/>
+            </w:tcBorders>
+            <w:tcMar>
+              <w:top w:type="dxa" w:w="80"/>
+              <w:left w:type="dxa" w:w="120"/>
+              <w:bottom w:type="dxa" w:w="80"/>
+              <w:right w:type="dxa" w:w="120"/>
+            </w:tcMar>
+          </w:tcPr>
+          <w:p>
+            <w:r>
+              <w:rPr>
+                <w:rFonts w:ascii="Arial" w:cs="Arial" w:eastAsia="Arial" w:hAnsi="Arial"/>
+                <w:sz w:val="20"/>
+                <w:szCs w:val="20"/>
+              </w:rPr>
+              <w:t xml:space="preserve"> </w:t>
+            </w:r>
+          </w:p>
+        </w:tc>
+        <w:tc>
+          <w:tcPr>
+            <w:tcW w:type="dxa" w:w="3400"/>
+            <w:tcBorders>
+              <w:top w:val="single" w:color="CCCCCC" w:sz="1"/>
+              <w:left w:val="single" w:color="CCCCCC" w:sz="1"/>
+              <w:bottom w:val="single" w:color="CCCCCC" w:sz="1"/>
+              <w:right w:val="single" w:color="CCCCCC" w:sz="1"/>
+            </w:tcBorders>
+            <w:tcMar>
+              <w:top w:type="dxa" w:w="80"/>
+              <w:left w:type="dxa" w:w="120"/>
+              <w:bottom w:type="dxa" w:w="80"/>
+              <w:right w:type="dxa" w:w="120"/>
+            </w:tcMar>
+          </w:tcPr>
+          <w:p>
+            <w:r>
+              <w:rPr>
+                <w:rFonts w:ascii="Arial" w:cs="Arial" w:eastAsia="Arial" w:hAnsi="Arial"/>
+                <w:sz w:val="20"/>
+                <w:szCs w:val="20"/>
+              </w:rPr>
+              <w:t xml:space="preserve">Toggle flip_vertical on all selected items. Mirrors items vertically around their individual bounding box centers.</w:t>
+            </w:r>
+          </w:p>
+        </w:tc>
+        <w:tc>
+          <w:tcPr>
+            <w:tcW w:type="dxa" w:w="1760"/>
+            <w:tcBorders>
+              <w:top w:val="single" w:color="CCCCCC" w:sz="1"/>
+              <w:left w:val="single" w:color="CCCCCC" w:sz="1"/>
+              <w:bottom w:val="single" w:color="CCCCCC" w:sz="1"/>
+              <w:right w:val="single" w:color="CCCCCC" w:sz="1"/>
+            </w:tcBorders>
+            <w:tcMar>
+              <w:top w:type="dxa" w:w="80"/>
+              <w:left w:type="dxa" w:w="120"/>
+              <w:bottom w:type="dxa" w:w="80"/>
+              <w:right w:type="dxa" w:w="120"/>
+            </w:tcMar>
+          </w:tcPr>
+          <w:p>
+            <w:r>
+              <w:rPr>
+                <w:rFonts w:ascii="Arial" w:cs="Arial" w:eastAsia="Arial" w:hAnsi="Arial"/>
+                <w:sz w:val="20"/>
+                <w:szCs w:val="20"/>
+              </w:rPr>
+              <w:t xml:space="preserve">Selection exists</w:t>
+            </w:r>
+          </w:p>
+        </w:tc>
+      </w:tr>
     </w:tbl>
     <w:p>
       <w:r>
@@ -20065,6 +20395,32 @@
         <w:spacing w:after="60"/>
       </w:pPr>
       <w:r>
+        <w:t xml:space="preserve">Flip Horizontal: toggle button (mirror icon). Toggles the flip_horizontal property on the selected item.</w:t>
+      </w:r>
+    </w:p>
+    <w:p>
+      <w:pPr>
+        <w:pStyle w:val="ListParagraph"/>
+        <w:numPr>
+          <w:ilvl w:val="0"/>
+          <w:numId w:val="19"/>
+        </w:numPr>
+        <w:spacing w:after="60"/>
+      </w:pPr>
+      <w:r>
+        <w:t xml:space="preserve">Flip Vertical: toggle button. Toggles the flip_vertical property on the selected item.</w:t>
+      </w:r>
+    </w:p>
+    <w:p>
+      <w:pPr>
+        <w:pStyle w:val="ListParagraph"/>
+        <w:numPr>
+          <w:ilvl w:val="0"/>
+          <w:numId w:val="19"/>
+        </w:numPr>
+        <w:spacing w:after="60"/>
+      </w:pPr>
+      <w:r>
         <w:t xml:space="preserve">A small chain-link toggle between Width and Height constrains proportions when resizing.</w:t>
       </w:r>
     </w:p>
@@ -21499,6 +21855,32 @@
         <w:spacing w:after="60"/>
       </w:pPr>
       <w:r>
+        <w:t xml:space="preserve">Flip Horizontal</w:t>
+      </w:r>
+    </w:p>
+    <w:p>
+      <w:pPr>
+        <w:pStyle w:val="ListParagraph"/>
+        <w:numPr>
+          <w:ilvl w:val="0"/>
+          <w:numId w:val="26"/>
+        </w:numPr>
+        <w:spacing w:after="60"/>
+      </w:pPr>
+      <w:r>
+        <w:t xml:space="preserve">Flip Vertical</w:t>
+      </w:r>
+    </w:p>
+    <w:p>
+      <w:pPr>
+        <w:pStyle w:val="ListParagraph"/>
+        <w:numPr>
+          <w:ilvl w:val="0"/>
+          <w:numId w:val="26"/>
+        </w:numPr>
+        <w:spacing w:after="60"/>
+      </w:pPr>
+      <w:r>
         <w:t xml:space="preserve">Properties... (opens Property Panel and scrolls to relevant section)</w:t>
       </w:r>
     </w:p>
@@ -28208,6 +28590,57 @@
       </w:pPr>
       <w:r>
         <w:t xml:space="preserve">18. Changelog</w:t>
+      </w:r>
+    </w:p>
+    <w:p>
+      <w:pPr>
+        <w:spacing w:after="120"/>
+      </w:pPr>
+      <w:r>
+        <w:rPr>
+          <w:b/>
+          <w:bCs/>
+        </w:rPr>
+        <w:t xml:space="preserve">Version 1.5 (March 2026)</w:t>
+      </w:r>
+    </w:p>
+    <w:p>
+      <w:pPr>
+        <w:pStyle w:val="ListParagraph"/>
+        <w:numPr>
+          <w:ilvl w:val="0"/>
+          <w:numId w:val="44"/>
+        </w:numPr>
+        <w:spacing w:after="60"/>
+      </w:pPr>
+      <w:r>
+        <w:t xml:space="preserve">Added Flip Horizontal and Flip Vertical to the Arrange menu (Section 3.6) with separator, toggling the flip_horizontal and flip_vertical base class properties on selected items.</w:t>
+      </w:r>
+    </w:p>
+    <w:p>
+      <w:pPr>
+        <w:pStyle w:val="ListParagraph"/>
+        <w:numPr>
+          <w:ilvl w:val="0"/>
+          <w:numId w:val="44"/>
+        </w:numPr>
+        <w:spacing w:after="60"/>
+      </w:pPr>
+      <w:r>
+        <w:t xml:space="preserve">Added Flip Horizontal and Flip Vertical toggle buttons to the Property Panel Transform section (Section 8.3).</w:t>
+      </w:r>
+    </w:p>
+    <w:p>
+      <w:pPr>
+        <w:pStyle w:val="ListParagraph"/>
+        <w:numPr>
+          <w:ilvl w:val="0"/>
+          <w:numId w:val="44"/>
+        </w:numPr>
+        <w:spacing w:after="60"/>
+      </w:pPr>
+      <w:r>
+        <w:t xml:space="preserve">Added Flip Horizontal and Flip Vertical to the Item Context Menu (Section 10.2) between Distribute and Properties.</w:t>
       </w:r>
     </w:p>
     <w:p>

--- a/PRDs/SnapMock-General-UI-PRD.docx
+++ b/PRDs/SnapMock-General-UI-PRD.docx
@@ -80,7 +80,7 @@
           <w:sz w:val="24"/>
           <w:szCs w:val="24"/>
         </w:rPr>
-        <w:t xml:space="preserve">Version 1.5</w:t>
+        <w:t xml:space="preserve">Version 1.6</w:t>
       </w:r>
     </w:p>
     <w:p>
@@ -16817,7 +16817,7 @@
                 <w:sz w:val="20"/>
                 <w:szCs w:val="20"/>
               </w:rPr>
-              <w:t xml:space="preserve">Click opens a color picker popover. Shows the current stroke color as a filled square. Right-click opens recent colors.</w:t>
+              <w:t xml:space="preserve">Click opens a color picker popover. Shows the current stroke color as a filled square. A small diagonal line through the swatch indicates the color is set to transparent. Right-click opens recent colors.</w:t>
             </w:r>
           </w:p>
         </w:tc>
@@ -16900,7 +16900,7 @@
                 <w:sz w:val="20"/>
                 <w:szCs w:val="20"/>
               </w:rPr>
-              <w:t xml:space="preserve">Same as stroke color but for fill. A small diagonal line through the swatch indicates "no fill" (transparent).</w:t>
+              <w:t xml:space="preserve">Same as stroke color but for fill. A small diagonal line through the swatch indicates the color is set to transparent.</w:t>
             </w:r>
           </w:p>
         </w:tc>
@@ -20485,7 +20485,7 @@
         <w:spacing w:after="60"/>
       </w:pPr>
       <w:r>
-        <w:t xml:space="preserve">Fill Color: color swatch + hex input (with no-fill toggle)</w:t>
+        <w:t xml:space="preserve">Fill Color: color swatch + hex input</w:t>
       </w:r>
     </w:p>
     <w:p>
@@ -22256,7 +22256,7 @@
         <w:spacing w:after="60"/>
       </w:pPr>
       <w:r>
-        <w:t xml:space="preserve">No-fill button: sets the color to transparent (only shown for fill color contexts).</w:t>
+        <w:t xml:space="preserve">Transparent option: a clearly labeled “Transparent” swatch or button that sets the color to fully transparent (alpha = 0). This option is available in all color picker contexts (stroke color, fill color, text color, etc.), providing a universal way to indicate no stroke, no fill, or no color.</w:t>
       </w:r>
     </w:p>
     <w:p>
@@ -27971,7 +27971,7 @@
         <w:spacing w:after="60"/>
       </w:pPr>
       <w:r>
-        <w:t xml:space="preserve">Fill color: transparent (no fill)</w:t>
+        <w:t xml:space="preserve">Fill color: transparent</w:t>
       </w:r>
     </w:p>
     <w:p>
@@ -28590,6 +28590,57 @@
       </w:pPr>
       <w:r>
         <w:t xml:space="preserve">18. Changelog</w:t>
+      </w:r>
+    </w:p>
+    <w:p>
+      <w:pPr>
+        <w:spacing w:after="120"/>
+      </w:pPr>
+      <w:r>
+        <w:rPr>
+          <w:b/>
+          <w:bCs/>
+        </w:rPr>
+        <w:t xml:space="preserve">Version 1.6 (March 2026)</w:t>
+      </w:r>
+    </w:p>
+    <w:p>
+      <w:pPr>
+        <w:pStyle w:val="ListParagraph"/>
+        <w:numPr>
+          <w:ilvl w:val="0"/>
+          <w:numId w:val="44"/>
+        </w:numPr>
+        <w:spacing w:after="60"/>
+      </w:pPr>
+      <w:r>
+        <w:t xml:space="preserve">Replaced the No-fill button in the Color Picker (Section 11.1) with a universal “Transparent” option available in all color picker contexts (stroke, fill, text, etc.), setting the color to fully transparent (alpha = 0).</w:t>
+      </w:r>
+    </w:p>
+    <w:p>
+      <w:pPr>
+        <w:pStyle w:val="ListParagraph"/>
+        <w:numPr>
+          <w:ilvl w:val="0"/>
+          <w:numId w:val="44"/>
+        </w:numPr>
+        <w:spacing w:after="60"/>
+      </w:pPr>
+      <w:r>
+        <w:t xml:space="preserve">Updated Stroke Color and Fill Color swatch descriptions to show diagonal-line indicator when set to transparent.</w:t>
+      </w:r>
+    </w:p>
+    <w:p>
+      <w:pPr>
+        <w:pStyle w:val="ListParagraph"/>
+        <w:numPr>
+          <w:ilvl w:val="0"/>
+          <w:numId w:val="44"/>
+        </w:numPr>
+        <w:spacing w:after="60"/>
+      </w:pPr>
+      <w:r>
+        <w:t xml:space="preserve">Removed no-fill toggle from Property Panel Fill Color control; transparent is now selected via the color picker like any other color.</w:t>
       </w:r>
     </w:p>
     <w:p>

--- a/PRDs/SnapMock-General-UI-PRD.docx
+++ b/PRDs/SnapMock-General-UI-PRD.docx
@@ -93,7 +93,20 @@
           <w:sz w:val="24"/>
           <w:szCs w:val="24"/>
         </w:rPr>
-        <w:t xml:space="preserve">March 2026</w:t>
+        <w:t>September 2026</w:t>
+      </w:r>
+    </w:p>
+    <w:p>
+      <w:pPr>
+        <w:jc w:val="center"/>
+      </w:pPr>
+      <w:r>
+        <w:rPr>
+          <w:color w:val="888888"/>
+          <w:sz w:val="24"/>
+          <w:szCs w:val="24"/>
+        </w:rPr>
+        <w:t>Last Updated: 09-07-26 19:05</w:t>
       </w:r>
     </w:p>
     <w:p>
@@ -28601,7 +28614,7 @@
           <w:b/>
           <w:bCs/>
         </w:rPr>
-        <w:t xml:space="preserve">Version 1.6 (March 2026)</w:t>
+        <w:t>Version 1.6 (September 2026)</w:t>
       </w:r>
     </w:p>
     <w:p>
